--- a/docs/team_project_report.docx
+++ b/docs/team_project_report.docx
@@ -5,14 +5,14 @@
     <w:p>
       <w:pPr>
         <w:pStyle w:val="Heading1"/>
-        <w:spacing w:before="240" w:after="120"/>
+        <w:spacing w:before="280" w:after="120"/>
       </w:pPr>
       <w:r>
         <w:rPr>
-          <w:rFonts w:ascii="Arial" w:hAnsi="Arial"/>
+          <w:rFonts w:ascii="Times New Roman" w:hAnsi="Times New Roman"/>
           <w:b/>
-          <w:color w:val="1A365D"/>
-          <w:sz w:val="36"/>
+          <w:color w:val="0F172A"/>
+          <w:sz w:val="40"/>
         </w:rPr>
         <w:t>📄 Project Assignment Report: Traffic Signal Synchronization System</w:t>
       </w:r>
@@ -23,11 +23,15 @@
       </w:pPr>
       <w:r>
         <w:rPr>
+          <w:rFonts w:ascii="Times New Roman" w:hAnsi="Times New Roman"/>
           <w:b/>
         </w:rPr>
         <w:t>Project Title:</w:t>
       </w:r>
       <w:r>
+        <w:rPr>
+          <w:rFonts w:ascii="Times New Roman" w:hAnsi="Times New Roman"/>
+        </w:rPr>
         <w:t xml:space="preserve"> Traffic Signal Synchronization System Using Chinese Remainder Theorem  </w:t>
       </w:r>
     </w:p>
@@ -37,11 +41,15 @@
       </w:pPr>
       <w:r>
         <w:rPr>
+          <w:rFonts w:ascii="Times New Roman" w:hAnsi="Times New Roman"/>
           <w:b/>
         </w:rPr>
         <w:t>Course / Assignment:</w:t>
       </w:r>
       <w:r>
+        <w:rPr>
+          <w:rFonts w:ascii="Times New Roman" w:hAnsi="Times New Roman"/>
+        </w:rPr>
         <w:t xml:space="preserve"> Number Theory &amp; Discrete Mathematics Application  </w:t>
       </w:r>
     </w:p>
@@ -51,11 +59,15 @@
       </w:pPr>
       <w:r>
         <w:rPr>
+          <w:rFonts w:ascii="Times New Roman" w:hAnsi="Times New Roman"/>
           <w:b/>
         </w:rPr>
         <w:t>Team Leadership:</w:t>
       </w:r>
       <w:r>
+        <w:rPr>
+          <w:rFonts w:ascii="Times New Roman" w:hAnsi="Times New Roman"/>
+        </w:rPr>
         <w:t xml:space="preserve"> Justin Joe Mathew (Team Lead)  </w:t>
       </w:r>
     </w:p>
@@ -63,20 +75,20 @@
       <w:pPr>
         <w:spacing w:after="120"/>
         <w:pBdr>
-          <w:bottom w:val="single" w:sz="6" w:space="1" w:color="CCCCCC"/>
+          <w:bottom w:val="single" w:sz="6" w:space="1" w:color="CBD5E1"/>
         </w:pBdr>
       </w:pPr>
     </w:p>
     <w:p>
       <w:pPr>
         <w:pStyle w:val="Heading2"/>
-        <w:spacing w:before="200" w:after="80"/>
+        <w:spacing w:before="240" w:after="80"/>
       </w:pPr>
       <w:r>
         <w:rPr>
-          <w:rFonts w:ascii="Arial" w:hAnsi="Arial"/>
+          <w:rFonts w:ascii="Times New Roman" w:hAnsi="Times New Roman"/>
           <w:b/>
-          <w:color w:val="2B6CB0"/>
+          <w:color w:val="1E3A8A"/>
           <w:sz w:val="28"/>
         </w:rPr>
         <w:t>💡 Does Traffic Signal Synchronization Demo CRT or just LCM/GCD?</w:t>
@@ -85,13 +97,13 @@
     <w:p>
       <w:pPr>
         <w:pStyle w:val="Heading3"/>
-        <w:spacing w:before="160" w:after="60"/>
+        <w:spacing w:before="200" w:after="60"/>
       </w:pPr>
       <w:r>
         <w:rPr>
-          <w:rFonts w:ascii="Arial" w:hAnsi="Arial"/>
+          <w:rFonts w:ascii="Times New Roman" w:hAnsi="Times New Roman"/>
           <w:b/>
-          <w:color w:val="2D3748"/>
+          <w:color w:val="334155"/>
           <w:sz w:val="24"/>
         </w:rPr>
         <w:t>Mathematical Distinction:</w:t>
@@ -104,6 +116,7 @@
       </w:pPr>
       <w:r>
         <w:rPr>
+          <w:rFonts w:ascii="Times New Roman" w:hAnsi="Times New Roman"/>
           <w:b/>
         </w:rPr>
         <w:t>LCM (Least Common Multiple) / GCD:</w:t>
@@ -114,15 +127,22 @@
         <w:spacing w:after="80" w:line="276" w:lineRule="auto"/>
       </w:pPr>
       <w:r>
+        <w:rPr>
+          <w:rFonts w:ascii="Times New Roman" w:hAnsi="Times New Roman"/>
+        </w:rPr>
         <w:t xml:space="preserve">   Used when all signals start at </w:t>
       </w:r>
       <w:r>
         <w:rPr>
+          <w:rFonts w:ascii="Times New Roman" w:hAnsi="Times New Roman"/>
           <w:b/>
         </w:rPr>
         <w:t>Minute 0 with NO remainder/offset</w:t>
       </w:r>
       <w:r>
+        <w:rPr>
+          <w:rFonts w:ascii="Times New Roman" w:hAnsi="Times New Roman"/>
+        </w:rPr>
         <w:t>. If Signal 1 (3 min), Signal 2 (5 min), and Signal 3 (7 min) all turn green at Minute 0, the next simultaneous green light is simply $\text{LCM}(3, 5, 7) = 105$ minutes.</w:t>
       </w:r>
     </w:p>
@@ -133,6 +153,7 @@
       </w:pPr>
       <w:r>
         <w:rPr>
+          <w:rFonts w:ascii="Times New Roman" w:hAnsi="Times New Roman"/>
           <w:b/>
         </w:rPr>
         <w:t>CRT (Chinese Remainder Theorem):</w:t>
@@ -143,15 +164,22 @@
         <w:spacing w:after="80" w:line="276" w:lineRule="auto"/>
       </w:pPr>
       <w:r>
+        <w:rPr>
+          <w:rFonts w:ascii="Times New Roman" w:hAnsi="Times New Roman"/>
+        </w:rPr>
         <w:t xml:space="preserve">   </w:t>
       </w:r>
       <w:r>
         <w:rPr>
+          <w:rFonts w:ascii="Times New Roman" w:hAnsi="Times New Roman"/>
           <w:b/>
         </w:rPr>
         <w:t>REQUIRED when signals have DIFFERENT REMAINDERS / OFFSETS.</w:t>
       </w:r>
       <w:r>
+        <w:rPr>
+          <w:rFonts w:ascii="Times New Roman" w:hAnsi="Times New Roman"/>
+        </w:rPr>
         <w:t xml:space="preserve">  </w:t>
       </w:r>
     </w:p>
@@ -160,6 +188,9 @@
         <w:spacing w:after="80" w:line="276" w:lineRule="auto"/>
       </w:pPr>
       <w:r>
+        <w:rPr>
+          <w:rFonts w:ascii="Times New Roman" w:hAnsi="Times New Roman"/>
+        </w:rPr>
         <w:t xml:space="preserve">   In our project scenario:</w:t>
       </w:r>
     </w:p>
@@ -169,6 +200,9 @@
         <w:spacing w:after="60"/>
       </w:pPr>
       <w:r>
+        <w:rPr>
+          <w:rFonts w:ascii="Times New Roman" w:hAnsi="Times New Roman"/>
+        </w:rPr>
         <w:t>Signal 1 (3-min cycle) turned green 2 minutes ago $\rightarrow x \equiv 2 \pmod 3$</w:t>
       </w:r>
     </w:p>
@@ -178,6 +212,9 @@
         <w:spacing w:after="60"/>
       </w:pPr>
       <w:r>
+        <w:rPr>
+          <w:rFonts w:ascii="Times New Roman" w:hAnsi="Times New Roman"/>
+        </w:rPr>
         <w:t>Signal 2 (5-min cycle) turned green 3 minutes ago $\rightarrow x \equiv 3 \pmod 5$</w:t>
       </w:r>
     </w:p>
@@ -187,6 +224,9 @@
         <w:spacing w:after="60"/>
       </w:pPr>
       <w:r>
+        <w:rPr>
+          <w:rFonts w:ascii="Times New Roman" w:hAnsi="Times New Roman"/>
+        </w:rPr>
         <w:t>Signal 3 (7-min cycle) turned green 2 minutes ago $\rightarrow x \equiv 2 \pmod 7$</w:t>
       </w:r>
     </w:p>
@@ -195,24 +235,35 @@
         <w:spacing w:after="80" w:line="276" w:lineRule="auto"/>
       </w:pPr>
       <w:r>
+        <w:rPr>
+          <w:rFonts w:ascii="Times New Roman" w:hAnsi="Times New Roman"/>
+        </w:rPr>
         <w:t xml:space="preserve">   Because the remainders ($2, 3, 2$) are non-zero and distinct, </w:t>
       </w:r>
       <w:r>
         <w:rPr>
+          <w:rFonts w:ascii="Times New Roman" w:hAnsi="Times New Roman"/>
           <w:b/>
         </w:rPr>
         <w:t>LCM cannot solve this problem</w:t>
       </w:r>
       <w:r>
+        <w:rPr>
+          <w:rFonts w:ascii="Times New Roman" w:hAnsi="Times New Roman"/>
+        </w:rPr>
         <w:t xml:space="preserve">. The system requires the </w:t>
       </w:r>
       <w:r>
         <w:rPr>
+          <w:rFonts w:ascii="Times New Roman" w:hAnsi="Times New Roman"/>
           <w:b/>
         </w:rPr>
         <w:t>Chinese Remainder Theorem</w:t>
       </w:r>
       <w:r>
+        <w:rPr>
+          <w:rFonts w:ascii="Times New Roman" w:hAnsi="Times New Roman"/>
+        </w:rPr>
         <w:t xml:space="preserve"> (Extended Euclidean Algorithm &amp; Modular Inverses) to solve for the unique green wave minute ($x = 23$).</w:t>
       </w:r>
     </w:p>
@@ -221,24 +272,35 @@
         <w:spacing w:after="80" w:line="276" w:lineRule="auto"/>
       </w:pPr>
       <w:r>
+        <w:rPr>
+          <w:rFonts w:ascii="Times New Roman" w:hAnsi="Times New Roman"/>
+        </w:rPr>
         <w:t xml:space="preserve">👉 </w:t>
       </w:r>
       <w:r>
         <w:rPr>
+          <w:rFonts w:ascii="Times New Roman" w:hAnsi="Times New Roman"/>
           <w:b/>
         </w:rPr>
         <w:t>Conclusion:</w:t>
       </w:r>
       <w:r>
+        <w:rPr>
+          <w:rFonts w:ascii="Times New Roman" w:hAnsi="Times New Roman"/>
+        </w:rPr>
         <w:t xml:space="preserve"> The project is a </w:t>
       </w:r>
       <w:r>
         <w:rPr>
+          <w:rFonts w:ascii="Times New Roman" w:hAnsi="Times New Roman"/>
           <w:b/>
         </w:rPr>
         <w:t>genuine demonstration of CRT</w:t>
       </w:r>
       <w:r>
+        <w:rPr>
+          <w:rFonts w:ascii="Times New Roman" w:hAnsi="Times New Roman"/>
+        </w:rPr>
         <w:t>, specifically showcasing why CRT is needed over simple LCM when real-world cycles start at different offsets.</w:t>
       </w:r>
     </w:p>
@@ -246,20 +308,20 @@
       <w:pPr>
         <w:spacing w:after="120"/>
         <w:pBdr>
-          <w:bottom w:val="single" w:sz="6" w:space="1" w:color="CCCCCC"/>
+          <w:bottom w:val="single" w:sz="6" w:space="1" w:color="CBD5E1"/>
         </w:pBdr>
       </w:pPr>
     </w:p>
     <w:p>
       <w:pPr>
         <w:pStyle w:val="Heading2"/>
-        <w:spacing w:before="200" w:after="80"/>
+        <w:spacing w:before="240" w:after="80"/>
       </w:pPr>
       <w:r>
         <w:rPr>
-          <w:rFonts w:ascii="Arial" w:hAnsi="Arial"/>
+          <w:rFonts w:ascii="Times New Roman" w:hAnsi="Times New Roman"/>
           <w:b/>
-          <w:color w:val="2B6CB0"/>
+          <w:color w:val="1E3A8A"/>
           <w:sz w:val="28"/>
         </w:rPr>
         <w:t>👥 Group Member Roles &amp; Work Division (10 Members)</w:t>
@@ -272,8 +334,8 @@
       </w:pPr>
       <w:r>
         <w:rPr>
-          <w:rFonts w:ascii="Courier New" w:hAnsi="Courier New"/>
-          <w:color w:val="222222"/>
+          <w:rFonts w:ascii="Consolas" w:hAnsi="Consolas"/>
+          <w:color w:val="1E293B"/>
           <w:sz w:val="19"/>
         </w:rPr>
         <w:t>┌────────────────────────────────────────────────────────────────────────────────────────┐</w:t>
@@ -299,20 +361,20 @@
       <w:pPr>
         <w:spacing w:after="120"/>
         <w:pBdr>
-          <w:bottom w:val="single" w:sz="6" w:space="1" w:color="CCCCCC"/>
+          <w:bottom w:val="single" w:sz="6" w:space="1" w:color="CBD5E1"/>
         </w:pBdr>
       </w:pPr>
     </w:p>
     <w:p>
       <w:pPr>
         <w:pStyle w:val="Heading2"/>
-        <w:spacing w:before="200" w:after="80"/>
+        <w:spacing w:before="240" w:after="80"/>
       </w:pPr>
       <w:r>
         <w:rPr>
-          <w:rFonts w:ascii="Arial" w:hAnsi="Arial"/>
+          <w:rFonts w:ascii="Times New Roman" w:hAnsi="Times New Roman"/>
           <w:b/>
-          <w:color w:val="2B6CB0"/>
+          <w:color w:val="1E3A8A"/>
           <w:sz w:val="28"/>
         </w:rPr>
         <w:t>📝 Detailed Team Member Contribution Breakdown</w:t>
@@ -321,13 +383,13 @@
     <w:p>
       <w:pPr>
         <w:pStyle w:val="Heading3"/>
-        <w:spacing w:before="160" w:after="60"/>
+        <w:spacing w:before="200" w:after="60"/>
       </w:pPr>
       <w:r>
         <w:rPr>
-          <w:rFonts w:ascii="Arial" w:hAnsi="Arial"/>
+          <w:rFonts w:ascii="Times New Roman" w:hAnsi="Times New Roman"/>
           <w:b/>
-          <w:color w:val="2D3748"/>
+          <w:color w:val="334155"/>
           <w:sz w:val="24"/>
         </w:rPr>
         <w:t>1. Project Leadership &amp; Working Model Construction</w:t>
@@ -338,28 +400,40 @@
         <w:spacing w:after="80" w:line="276" w:lineRule="auto"/>
       </w:pPr>
       <w:r>
+        <w:rPr>
+          <w:rFonts w:ascii="Times New Roman" w:hAnsi="Times New Roman"/>
+        </w:rPr>
         <w:t xml:space="preserve">👥 </w:t>
       </w:r>
       <w:r>
         <w:rPr>
+          <w:rFonts w:ascii="Times New Roman" w:hAnsi="Times New Roman"/>
           <w:b/>
         </w:rPr>
         <w:t>Team Members:</w:t>
       </w:r>
       <w:r>
+        <w:rPr>
+          <w:rFonts w:ascii="Times New Roman" w:hAnsi="Times New Roman"/>
+        </w:rPr>
         <w:t xml:space="preserve"> </w:t>
       </w:r>
       <w:r>
         <w:rPr>
+          <w:rFonts w:ascii="Times New Roman" w:hAnsi="Times New Roman"/>
           <w:b/>
         </w:rPr>
         <w:t>Justin Joe Mathew (Team Lead)</w:t>
       </w:r>
       <w:r>
+        <w:rPr>
+          <w:rFonts w:ascii="Times New Roman" w:hAnsi="Times New Roman"/>
+        </w:rPr>
         <w:t xml:space="preserve"> &amp; </w:t>
       </w:r>
       <w:r>
         <w:rPr>
+          <w:rFonts w:ascii="Times New Roman" w:hAnsi="Times New Roman"/>
           <w:b/>
         </w:rPr>
         <w:t>Jyothis Liju</w:t>
@@ -372,11 +446,15 @@
       </w:pPr>
       <w:r>
         <w:rPr>
+          <w:rFonts w:ascii="Times New Roman" w:hAnsi="Times New Roman"/>
           <w:b/>
         </w:rPr>
         <w:t>Justin Joe Mathew (Team Lead):</w:t>
       </w:r>
       <w:r>
+        <w:rPr>
+          <w:rFonts w:ascii="Times New Roman" w:hAnsi="Times New Roman"/>
+        </w:rPr>
         <w:t xml:space="preserve"> Guided overall project direction, engineered core system architecture, and led the construction and logic of the working traffic signal model.</w:t>
       </w:r>
     </w:p>
@@ -387,24 +465,28 @@
       </w:pPr>
       <w:r>
         <w:rPr>
+          <w:rFonts w:ascii="Times New Roman" w:hAnsi="Times New Roman"/>
           <w:b/>
         </w:rPr>
         <w:t>Jyothis Liju:</w:t>
       </w:r>
       <w:r>
+        <w:rPr>
+          <w:rFonts w:ascii="Times New Roman" w:hAnsi="Times New Roman"/>
+        </w:rPr>
         <w:t xml:space="preserve"> Assisted Justin directly in constructing the working traffic signal model, testing signal synchronization alignment, and verifying physical component interaction.</w:t>
       </w:r>
     </w:p>
     <w:p>
       <w:pPr>
         <w:pStyle w:val="Heading3"/>
-        <w:spacing w:before="160" w:after="60"/>
+        <w:spacing w:before="200" w:after="60"/>
       </w:pPr>
       <w:r>
         <w:rPr>
-          <w:rFonts w:ascii="Arial" w:hAnsi="Arial"/>
+          <w:rFonts w:ascii="Times New Roman" w:hAnsi="Times New Roman"/>
           <w:b/>
-          <w:color w:val="2D3748"/>
+          <w:color w:val="334155"/>
           <w:sz w:val="24"/>
         </w:rPr>
         <w:t>2. Hardware Sourcing, Build Testing &amp; Application Design</w:t>
@@ -415,28 +497,40 @@
         <w:spacing w:after="80" w:line="276" w:lineRule="auto"/>
       </w:pPr>
       <w:r>
+        <w:rPr>
+          <w:rFonts w:ascii="Times New Roman" w:hAnsi="Times New Roman"/>
+        </w:rPr>
         <w:t xml:space="preserve">👥 </w:t>
       </w:r>
       <w:r>
         <w:rPr>
+          <w:rFonts w:ascii="Times New Roman" w:hAnsi="Times New Roman"/>
           <w:b/>
         </w:rPr>
         <w:t>Team Members:</w:t>
       </w:r>
       <w:r>
+        <w:rPr>
+          <w:rFonts w:ascii="Times New Roman" w:hAnsi="Times New Roman"/>
+        </w:rPr>
         <w:t xml:space="preserve"> </w:t>
       </w:r>
       <w:r>
         <w:rPr>
+          <w:rFonts w:ascii="Times New Roman" w:hAnsi="Times New Roman"/>
           <w:b/>
         </w:rPr>
         <w:t>Joseph Alex</w:t>
       </w:r>
       <w:r>
+        <w:rPr>
+          <w:rFonts w:ascii="Times New Roman" w:hAnsi="Times New Roman"/>
+        </w:rPr>
         <w:t xml:space="preserve"> &amp; </w:t>
       </w:r>
       <w:r>
         <w:rPr>
+          <w:rFonts w:ascii="Times New Roman" w:hAnsi="Times New Roman"/>
           <w:b/>
         </w:rPr>
         <w:t>Joseph J</w:t>
@@ -449,11 +543,15 @@
       </w:pPr>
       <w:r>
         <w:rPr>
+          <w:rFonts w:ascii="Times New Roman" w:hAnsi="Times New Roman"/>
           <w:b/>
         </w:rPr>
         <w:t>Joseph Alex:</w:t>
       </w:r>
       <w:r>
+        <w:rPr>
+          <w:rFonts w:ascii="Times New Roman" w:hAnsi="Times New Roman"/>
+        </w:rPr>
         <w:t xml:space="preserve"> Determined component requirements, purchased hardware parts, executed physical build testing, and contributed to application use-cases.</w:t>
       </w:r>
     </w:p>
@@ -464,24 +562,28 @@
       </w:pPr>
       <w:r>
         <w:rPr>
+          <w:rFonts w:ascii="Times New Roman" w:hAnsi="Times New Roman"/>
           <w:b/>
         </w:rPr>
         <w:t>Joseph J:</w:t>
       </w:r>
       <w:r>
+        <w:rPr>
+          <w:rFonts w:ascii="Times New Roman" w:hAnsi="Times New Roman"/>
+        </w:rPr>
         <w:t xml:space="preserve"> Handled hardware part selection, procurement, mechanism assembly testing, and co-developed application integration ideas.</w:t>
       </w:r>
     </w:p>
     <w:p>
       <w:pPr>
         <w:pStyle w:val="Heading3"/>
-        <w:spacing w:before="160" w:after="60"/>
+        <w:spacing w:before="200" w:after="60"/>
       </w:pPr>
       <w:r>
         <w:rPr>
-          <w:rFonts w:ascii="Arial" w:hAnsi="Arial"/>
+          <w:rFonts w:ascii="Times New Roman" w:hAnsi="Times New Roman"/>
           <w:b/>
-          <w:color w:val="2D3748"/>
+          <w:color w:val="334155"/>
           <w:sz w:val="24"/>
         </w:rPr>
         <w:t>3. Web Design &amp; Frontend Development</w:t>
@@ -492,28 +594,40 @@
         <w:spacing w:after="80" w:line="276" w:lineRule="auto"/>
       </w:pPr>
       <w:r>
+        <w:rPr>
+          <w:rFonts w:ascii="Times New Roman" w:hAnsi="Times New Roman"/>
+        </w:rPr>
         <w:t xml:space="preserve">👥 </w:t>
       </w:r>
       <w:r>
         <w:rPr>
+          <w:rFonts w:ascii="Times New Roman" w:hAnsi="Times New Roman"/>
           <w:b/>
         </w:rPr>
         <w:t>Team Members:</w:t>
       </w:r>
       <w:r>
+        <w:rPr>
+          <w:rFonts w:ascii="Times New Roman" w:hAnsi="Times New Roman"/>
+        </w:rPr>
         <w:t xml:space="preserve"> </w:t>
       </w:r>
       <w:r>
         <w:rPr>
+          <w:rFonts w:ascii="Times New Roman" w:hAnsi="Times New Roman"/>
           <w:b/>
         </w:rPr>
         <w:t>Johan Geo</w:t>
       </w:r>
       <w:r>
+        <w:rPr>
+          <w:rFonts w:ascii="Times New Roman" w:hAnsi="Times New Roman"/>
+        </w:rPr>
         <w:t xml:space="preserve"> &amp; </w:t>
       </w:r>
       <w:r>
         <w:rPr>
+          <w:rFonts w:ascii="Times New Roman" w:hAnsi="Times New Roman"/>
           <w:b/>
         </w:rPr>
         <w:t>Johaan Sam</w:t>
@@ -526,11 +640,15 @@
       </w:pPr>
       <w:r>
         <w:rPr>
+          <w:rFonts w:ascii="Times New Roman" w:hAnsi="Times New Roman"/>
           <w:b/>
         </w:rPr>
         <w:t>Johan Geo:</w:t>
       </w:r>
       <w:r>
+        <w:rPr>
+          <w:rFonts w:ascii="Times New Roman" w:hAnsi="Times New Roman"/>
+        </w:rPr>
         <w:t xml:space="preserve"> Designed the user interface, visual layout, traffic signal dashboard theme, and interactive monitor dials.</w:t>
       </w:r>
     </w:p>
@@ -541,24 +659,28 @@
       </w:pPr>
       <w:r>
         <w:rPr>
+          <w:rFonts w:ascii="Times New Roman" w:hAnsi="Times New Roman"/>
           <w:b/>
         </w:rPr>
         <w:t>Johaan Sam:</w:t>
       </w:r>
       <w:r>
+        <w:rPr>
+          <w:rFonts w:ascii="Times New Roman" w:hAnsi="Times New Roman"/>
+        </w:rPr>
         <w:t xml:space="preserve"> Built the frontend components, state integration, responsive layouts, and interactive controls.</w:t>
       </w:r>
     </w:p>
     <w:p>
       <w:pPr>
         <w:pStyle w:val="Heading3"/>
-        <w:spacing w:before="160" w:after="60"/>
+        <w:spacing w:before="200" w:after="60"/>
       </w:pPr>
       <w:r>
         <w:rPr>
-          <w:rFonts w:ascii="Arial" w:hAnsi="Arial"/>
+          <w:rFonts w:ascii="Times New Roman" w:hAnsi="Times New Roman"/>
           <w:b/>
-          <w:color w:val="2D3748"/>
+          <w:color w:val="334155"/>
           <w:sz w:val="24"/>
         </w:rPr>
         <w:t>4. Presentation &amp; Demo Lead</w:t>
@@ -569,19 +691,27 @@
         <w:spacing w:after="80" w:line="276" w:lineRule="auto"/>
       </w:pPr>
       <w:r>
+        <w:rPr>
+          <w:rFonts w:ascii="Times New Roman" w:hAnsi="Times New Roman"/>
+        </w:rPr>
         <w:t xml:space="preserve">👥 </w:t>
       </w:r>
       <w:r>
         <w:rPr>
+          <w:rFonts w:ascii="Times New Roman" w:hAnsi="Times New Roman"/>
           <w:b/>
         </w:rPr>
         <w:t>Team Member:</w:t>
       </w:r>
       <w:r>
+        <w:rPr>
+          <w:rFonts w:ascii="Times New Roman" w:hAnsi="Times New Roman"/>
+        </w:rPr>
         <w:t xml:space="preserve"> </w:t>
       </w:r>
       <w:r>
         <w:rPr>
+          <w:rFonts w:ascii="Times New Roman" w:hAnsi="Times New Roman"/>
           <w:b/>
         </w:rPr>
         <w:t>Joel Geo Manuel</w:t>
@@ -594,24 +724,28 @@
       </w:pPr>
       <w:r>
         <w:rPr>
+          <w:rFonts w:ascii="Times New Roman" w:hAnsi="Times New Roman"/>
           <w:b/>
         </w:rPr>
         <w:t>Joel Geo Manuel:</w:t>
       </w:r>
       <w:r>
+        <w:rPr>
+          <w:rFonts w:ascii="Times New Roman" w:hAnsi="Times New Roman"/>
+        </w:rPr>
         <w:t xml:space="preserve"> Handled the presentation structure, demo walkthrough flow, visual slides, and showcase delivery for explaining the project to an audience.</w:t>
       </w:r>
     </w:p>
     <w:p>
       <w:pPr>
         <w:pStyle w:val="Heading3"/>
-        <w:spacing w:before="160" w:after="60"/>
+        <w:spacing w:before="200" w:after="60"/>
       </w:pPr>
       <w:r>
         <w:rPr>
-          <w:rFonts w:ascii="Arial" w:hAnsi="Arial"/>
+          <w:rFonts w:ascii="Times New Roman" w:hAnsi="Times New Roman"/>
           <w:b/>
-          <w:color w:val="2D3748"/>
+          <w:color w:val="334155"/>
           <w:sz w:val="24"/>
         </w:rPr>
         <w:t>5. Mathematics &amp; CRT Applications Research</w:t>
@@ -622,37 +756,53 @@
         <w:spacing w:after="80" w:line="276" w:lineRule="auto"/>
       </w:pPr>
       <w:r>
+        <w:rPr>
+          <w:rFonts w:ascii="Times New Roman" w:hAnsi="Times New Roman"/>
+        </w:rPr>
         <w:t xml:space="preserve">👥 </w:t>
       </w:r>
       <w:r>
         <w:rPr>
+          <w:rFonts w:ascii="Times New Roman" w:hAnsi="Times New Roman"/>
           <w:b/>
         </w:rPr>
         <w:t>Team Members:</w:t>
       </w:r>
       <w:r>
+        <w:rPr>
+          <w:rFonts w:ascii="Times New Roman" w:hAnsi="Times New Roman"/>
+        </w:rPr>
         <w:t xml:space="preserve"> </w:t>
       </w:r>
       <w:r>
         <w:rPr>
+          <w:rFonts w:ascii="Times New Roman" w:hAnsi="Times New Roman"/>
           <w:b/>
         </w:rPr>
         <w:t>Joel Duke</w:t>
       </w:r>
       <w:r>
+        <w:rPr>
+          <w:rFonts w:ascii="Times New Roman" w:hAnsi="Times New Roman"/>
+        </w:rPr>
         <w:t xml:space="preserve">, </w:t>
       </w:r>
       <w:r>
         <w:rPr>
+          <w:rFonts w:ascii="Times New Roman" w:hAnsi="Times New Roman"/>
           <w:b/>
         </w:rPr>
         <w:t>Jyothika Prakash</w:t>
       </w:r>
       <w:r>
+        <w:rPr>
+          <w:rFonts w:ascii="Times New Roman" w:hAnsi="Times New Roman"/>
+        </w:rPr>
         <w:t xml:space="preserve">, &amp; </w:t>
       </w:r>
       <w:r>
         <w:rPr>
+          <w:rFonts w:ascii="Times New Roman" w:hAnsi="Times New Roman"/>
           <w:b/>
         </w:rPr>
         <w:t>Jose Alex</w:t>
@@ -665,11 +815,15 @@
       </w:pPr>
       <w:r>
         <w:rPr>
+          <w:rFonts w:ascii="Times New Roman" w:hAnsi="Times New Roman"/>
           <w:b/>
         </w:rPr>
         <w:t>Joel Duke:</w:t>
       </w:r>
       <w:r>
+        <w:rPr>
+          <w:rFonts w:ascii="Times New Roman" w:hAnsi="Times New Roman"/>
+        </w:rPr>
         <w:t xml:space="preserve"> Researched linear congruences and formulated the traffic signal synchronization modulo equations ($3, 5, 7$ minute cycles).</w:t>
       </w:r>
     </w:p>
@@ -680,11 +834,15 @@
       </w:pPr>
       <w:r>
         <w:rPr>
+          <w:rFonts w:ascii="Times New Roman" w:hAnsi="Times New Roman"/>
           <w:b/>
         </w:rPr>
         <w:t>Jyothika Prakash:</w:t>
       </w:r>
       <w:r>
+        <w:rPr>
+          <w:rFonts w:ascii="Times New Roman" w:hAnsi="Times New Roman"/>
+        </w:rPr>
         <w:t xml:space="preserve"> Explored real-world CRT applications and authored step-by-step mathematical explanations and hint structures.</w:t>
       </w:r>
     </w:p>
@@ -695,17 +853,21 @@
       </w:pPr>
       <w:r>
         <w:rPr>
+          <w:rFonts w:ascii="Times New Roman" w:hAnsi="Times New Roman"/>
           <w:b/>
         </w:rPr>
         <w:t>Jose Alex:</w:t>
       </w:r>
       <w:r>
+        <w:rPr>
+          <w:rFonts w:ascii="Times New Roman" w:hAnsi="Times New Roman"/>
+        </w:rPr>
         <w:t xml:space="preserve"> Investigated Chinese Remainder Theorem proofs, solution bounds ($N = 105$), and modulo remainder properties.</w:t>
       </w:r>
     </w:p>
     <w:sectPr>
       <w:pgSz w:w="12240" w:h="15840"/>
-      <w:pgMar w:top="1152" w:right="1152" w:bottom="1152" w:left="1152" w:header="720" w:footer="720" w:gutter="0"/>
+      <w:pgMar w:top="1224" w:right="1224" w:bottom="1224" w:left="1224" w:header="720" w:footer="720" w:gutter="0"/>
       <w:cols w:space="720"/>
       <w:docGrid w:linePitch="360"/>
     </w:sectPr>

--- a/docs/team_project_report.docx
+++ b/docs/team_project_report.docx
@@ -5,14 +5,15 @@
     <w:p>
       <w:pPr>
         <w:pStyle w:val="Heading1"/>
-        <w:spacing w:before="280" w:after="120"/>
+        <w:keepNext/>
+        <w:spacing w:before="240" w:after="120"/>
       </w:pPr>
       <w:r>
         <w:rPr>
           <w:rFonts w:ascii="Times New Roman" w:hAnsi="Times New Roman"/>
           <w:b/>
           <w:color w:val="0F172A"/>
-          <w:sz w:val="40"/>
+          <w:sz w:val="38"/>
         </w:rPr>
         <w:t>📄 Project Assignment Report: Traffic Signal Synchronization System</w:t>
       </w:r>
@@ -82,14 +83,15 @@
     <w:p>
       <w:pPr>
         <w:pStyle w:val="Heading2"/>
-        <w:spacing w:before="240" w:after="80"/>
+        <w:keepNext/>
+        <w:spacing w:before="200" w:after="80"/>
       </w:pPr>
       <w:r>
         <w:rPr>
           <w:rFonts w:ascii="Times New Roman" w:hAnsi="Times New Roman"/>
           <w:b/>
           <w:color w:val="1E3A8A"/>
-          <w:sz w:val="28"/>
+          <w:sz w:val="27"/>
         </w:rPr>
         <w:t>💡 Does Traffic Signal Synchronization Demo CRT or just LCM/GCD?</w:t>
       </w:r>
@@ -97,14 +99,15 @@
     <w:p>
       <w:pPr>
         <w:pStyle w:val="Heading3"/>
-        <w:spacing w:before="200" w:after="60"/>
+        <w:keepNext/>
+        <w:spacing w:before="160" w:after="60"/>
       </w:pPr>
       <w:r>
         <w:rPr>
           <w:rFonts w:ascii="Times New Roman" w:hAnsi="Times New Roman"/>
           <w:b/>
           <w:color w:val="334155"/>
-          <w:sz w:val="24"/>
+          <w:sz w:val="23"/>
         </w:rPr>
         <w:t>Mathematical Distinction:</w:t>
       </w:r>
@@ -315,20 +318,22 @@
     <w:p>
       <w:pPr>
         <w:pStyle w:val="Heading2"/>
-        <w:spacing w:before="240" w:after="80"/>
+        <w:keepNext/>
+        <w:spacing w:before="200" w:after="80"/>
       </w:pPr>
       <w:r>
         <w:rPr>
           <w:rFonts w:ascii="Times New Roman" w:hAnsi="Times New Roman"/>
           <w:b/>
           <w:color w:val="1E3A8A"/>
-          <w:sz w:val="28"/>
+          <w:sz w:val="27"/>
         </w:rPr>
         <w:t>👥 Group Member Roles &amp; Work Division (10 Members)</w:t>
       </w:r>
     </w:p>
     <w:p>
       <w:pPr>
+        <w:keepNext/>
         <w:spacing w:before="80" w:after="120"/>
         <w:ind w:left="288"/>
       </w:pPr>
@@ -336,7 +341,7 @@
         <w:rPr>
           <w:rFonts w:ascii="Consolas" w:hAnsi="Consolas"/>
           <w:color w:val="1E293B"/>
-          <w:sz w:val="19"/>
+          <w:sz w:val="18"/>
         </w:rPr>
         <w:t>┌────────────────────────────────────────────────────────────────────────────────────────┐</w:t>
         <w:br/>
@@ -368,14 +373,15 @@
     <w:p>
       <w:pPr>
         <w:pStyle w:val="Heading2"/>
-        <w:spacing w:before="240" w:after="80"/>
+        <w:keepNext/>
+        <w:spacing w:before="200" w:after="80"/>
       </w:pPr>
       <w:r>
         <w:rPr>
           <w:rFonts w:ascii="Times New Roman" w:hAnsi="Times New Roman"/>
           <w:b/>
           <w:color w:val="1E3A8A"/>
-          <w:sz w:val="28"/>
+          <w:sz w:val="27"/>
         </w:rPr>
         <w:t>📝 Detailed Team Member Contribution Breakdown</w:t>
       </w:r>
@@ -383,14 +389,15 @@
     <w:p>
       <w:pPr>
         <w:pStyle w:val="Heading3"/>
-        <w:spacing w:before="200" w:after="60"/>
+        <w:keepNext/>
+        <w:spacing w:before="160" w:after="60"/>
       </w:pPr>
       <w:r>
         <w:rPr>
           <w:rFonts w:ascii="Times New Roman" w:hAnsi="Times New Roman"/>
           <w:b/>
           <w:color w:val="334155"/>
-          <w:sz w:val="24"/>
+          <w:sz w:val="23"/>
         </w:rPr>
         <w:t>1. Project Leadership &amp; Working Model Construction</w:t>
       </w:r>
@@ -480,14 +487,15 @@
     <w:p>
       <w:pPr>
         <w:pStyle w:val="Heading3"/>
-        <w:spacing w:before="200" w:after="60"/>
+        <w:keepNext/>
+        <w:spacing w:before="160" w:after="60"/>
       </w:pPr>
       <w:r>
         <w:rPr>
           <w:rFonts w:ascii="Times New Roman" w:hAnsi="Times New Roman"/>
           <w:b/>
           <w:color w:val="334155"/>
-          <w:sz w:val="24"/>
+          <w:sz w:val="23"/>
         </w:rPr>
         <w:t>2. Hardware Sourcing, Build Testing &amp; Application Design</w:t>
       </w:r>
@@ -577,14 +585,15 @@
     <w:p>
       <w:pPr>
         <w:pStyle w:val="Heading3"/>
-        <w:spacing w:before="200" w:after="60"/>
+        <w:keepNext/>
+        <w:spacing w:before="160" w:after="60"/>
       </w:pPr>
       <w:r>
         <w:rPr>
           <w:rFonts w:ascii="Times New Roman" w:hAnsi="Times New Roman"/>
           <w:b/>
           <w:color w:val="334155"/>
-          <w:sz w:val="24"/>
+          <w:sz w:val="23"/>
         </w:rPr>
         <w:t>3. Web Design &amp; Frontend Development</w:t>
       </w:r>
@@ -674,14 +683,15 @@
     <w:p>
       <w:pPr>
         <w:pStyle w:val="Heading3"/>
-        <w:spacing w:before="200" w:after="60"/>
+        <w:keepNext/>
+        <w:spacing w:before="160" w:after="60"/>
       </w:pPr>
       <w:r>
         <w:rPr>
           <w:rFonts w:ascii="Times New Roman" w:hAnsi="Times New Roman"/>
           <w:b/>
           <w:color w:val="334155"/>
-          <w:sz w:val="24"/>
+          <w:sz w:val="23"/>
         </w:rPr>
         <w:t>4. Presentation &amp; Demo Lead</w:t>
       </w:r>
@@ -739,14 +749,15 @@
     <w:p>
       <w:pPr>
         <w:pStyle w:val="Heading3"/>
-        <w:spacing w:before="200" w:after="60"/>
+        <w:keepNext/>
+        <w:spacing w:before="160" w:after="60"/>
       </w:pPr>
       <w:r>
         <w:rPr>
           <w:rFonts w:ascii="Times New Roman" w:hAnsi="Times New Roman"/>
           <w:b/>
           <w:color w:val="334155"/>
-          <w:sz w:val="24"/>
+          <w:sz w:val="23"/>
         </w:rPr>
         <w:t>5. Mathematics &amp; CRT Applications Research</w:t>
       </w:r>
@@ -867,7 +878,7 @@
     </w:p>
     <w:sectPr>
       <w:pgSz w:w="12240" w:h="15840"/>
-      <w:pgMar w:top="1224" w:right="1224" w:bottom="1224" w:left="1224" w:header="720" w:footer="720" w:gutter="0"/>
+      <w:pgMar w:top="1152" w:right="1152" w:bottom="1152" w:left="1152" w:header="720" w:footer="720" w:gutter="0"/>
       <w:cols w:space="720"/>
       <w:docGrid w:linePitch="360"/>
     </w:sectPr>

--- a/docs/team_project_report.docx
+++ b/docs/team_project_report.docx
@@ -305,6 +305,205 @@
           <w:rFonts w:ascii="Times New Roman" w:hAnsi="Times New Roman"/>
         </w:rPr>
         <w:t>, specifically showcasing why CRT is needed over simple LCM when real-world cycles start at different offsets.</w:t>
+      </w:r>
+    </w:p>
+    <w:p>
+      <w:pPr>
+        <w:spacing w:after="120"/>
+        <w:pBdr>
+          <w:bottom w:val="single" w:sz="6" w:space="1" w:color="CBD5E1"/>
+        </w:pBdr>
+      </w:pPr>
+    </w:p>
+    <w:p>
+      <w:pPr>
+        <w:pStyle w:val="Heading2"/>
+        <w:keepNext/>
+        <w:spacing w:before="200" w:after="80"/>
+      </w:pPr>
+      <w:r>
+        <w:rPr>
+          <w:rFonts w:ascii="Times New Roman" w:hAnsi="Times New Roman"/>
+          <w:b/>
+          <w:color w:val="1E3A8A"/>
+          <w:sz w:val="27"/>
+        </w:rPr>
+        <w:t>📷 Physical Hardware Prototype &amp; Digital Twin Interface</w:t>
+      </w:r>
+    </w:p>
+    <w:p>
+      <w:pPr>
+        <w:spacing w:after="80" w:line="276" w:lineRule="auto"/>
+      </w:pPr>
+      <w:r>
+        <w:rPr>
+          <w:rFonts w:ascii="Times New Roman" w:hAnsi="Times New Roman"/>
+        </w:rPr>
+        <w:t>The project includes both a physical ATmega328P / Arduino Uno breadboard circuit and a full digital twin web simulator.</w:t>
+      </w:r>
+    </w:p>
+    <w:p>
+      <w:pPr>
+        <w:keepNext/>
+        <w:spacing w:before="80" w:after="80"/>
+        <w:jc w:val="center"/>
+      </w:pPr>
+      <w:r>
+        <w:drawing>
+          <wp:inline xmlns:a="http://schemas.openxmlformats.org/drawingml/2006/main" xmlns:pic="http://schemas.openxmlformats.org/drawingml/2006/picture">
+            <wp:extent cx="5029200" cy="4002732"/>
+            <wp:docPr id="1" name="Picture 1"/>
+            <wp:cNvGraphicFramePr>
+              <a:graphicFrameLocks noChangeAspect="1"/>
+            </wp:cNvGraphicFramePr>
+            <a:graphic>
+              <a:graphicData uri="http://schemas.openxmlformats.org/drawingml/2006/picture">
+                <pic:pic>
+                  <pic:nvPicPr>
+                    <pic:cNvPr id="0" name="dashboard_lab.png"/>
+                    <pic:cNvPicPr/>
+                  </pic:nvPicPr>
+                  <pic:blipFill>
+                    <a:blip r:embed="rId9"/>
+                    <a:stretch>
+                      <a:fillRect/>
+                    </a:stretch>
+                  </pic:blipFill>
+                  <pic:spPr>
+                    <a:xfrm>
+                      <a:off x="0" y="0"/>
+                      <a:ext cx="5029200" cy="4002732"/>
+                    </a:xfrm>
+                    <a:prstGeom prst="rect"/>
+                  </pic:spPr>
+                </pic:pic>
+              </a:graphicData>
+            </a:graphic>
+          </wp:inline>
+        </w:drawing>
+      </w:r>
+    </w:p>
+    <w:p>
+      <w:pPr>
+        <w:keepNext/>
+        <w:spacing w:before="80" w:after="80"/>
+        <w:jc w:val="center"/>
+      </w:pPr>
+      <w:r>
+        <w:drawing>
+          <wp:inline xmlns:a="http://schemas.openxmlformats.org/drawingml/2006/main" xmlns:pic="http://schemas.openxmlformats.org/drawingml/2006/picture">
+            <wp:extent cx="5029200" cy="3487043"/>
+            <wp:docPr id="2" name="Picture 2"/>
+            <wp:cNvGraphicFramePr>
+              <a:graphicFrameLocks noChangeAspect="1"/>
+            </wp:cNvGraphicFramePr>
+            <a:graphic>
+              <a:graphicData uri="http://schemas.openxmlformats.org/drawingml/2006/picture">
+                <pic:pic>
+                  <pic:nvPicPr>
+                    <pic:cNvPr id="0" name="dashboard_waveform.png"/>
+                    <pic:cNvPicPr/>
+                  </pic:nvPicPr>
+                  <pic:blipFill>
+                    <a:blip r:embed="rId10"/>
+                    <a:stretch>
+                      <a:fillRect/>
+                    </a:stretch>
+                  </pic:blipFill>
+                  <pic:spPr>
+                    <a:xfrm>
+                      <a:off x="0" y="0"/>
+                      <a:ext cx="5029200" cy="3487043"/>
+                    </a:xfrm>
+                    <a:prstGeom prst="rect"/>
+                  </pic:spPr>
+                </pic:pic>
+              </a:graphicData>
+            </a:graphic>
+          </wp:inline>
+        </w:drawing>
+      </w:r>
+    </w:p>
+    <w:p>
+      <w:pPr>
+        <w:keepNext/>
+        <w:spacing w:before="80" w:after="80"/>
+        <w:jc w:val="center"/>
+      </w:pPr>
+      <w:r>
+        <w:drawing>
+          <wp:inline xmlns:a="http://schemas.openxmlformats.org/drawingml/2006/main" xmlns:pic="http://schemas.openxmlformats.org/drawingml/2006/picture">
+            <wp:extent cx="5029200" cy="2215009"/>
+            <wp:docPr id="3" name="Picture 3"/>
+            <wp:cNvGraphicFramePr>
+              <a:graphicFrameLocks noChangeAspect="1"/>
+            </wp:cNvGraphicFramePr>
+            <a:graphic>
+              <a:graphicData uri="http://schemas.openxmlformats.org/drawingml/2006/picture">
+                <pic:pic>
+                  <pic:nvPicPr>
+                    <pic:cNvPr id="0" name="hardware_perspective.jpg"/>
+                    <pic:cNvPicPr/>
+                  </pic:nvPicPr>
+                  <pic:blipFill>
+                    <a:blip r:embed="rId11"/>
+                    <a:stretch>
+                      <a:fillRect/>
+                    </a:stretch>
+                  </pic:blipFill>
+                  <pic:spPr>
+                    <a:xfrm>
+                      <a:off x="0" y="0"/>
+                      <a:ext cx="5029200" cy="2215009"/>
+                    </a:xfrm>
+                    <a:prstGeom prst="rect"/>
+                  </pic:spPr>
+                </pic:pic>
+              </a:graphicData>
+            </a:graphic>
+          </wp:inline>
+        </w:drawing>
+      </w:r>
+    </w:p>
+    <w:p>
+      <w:pPr>
+        <w:keepNext/>
+        <w:spacing w:before="80" w:after="80"/>
+        <w:jc w:val="center"/>
+      </w:pPr>
+      <w:r>
+        <w:drawing>
+          <wp:inline xmlns:a="http://schemas.openxmlformats.org/drawingml/2006/main" xmlns:pic="http://schemas.openxmlformats.org/drawingml/2006/picture">
+            <wp:extent cx="5029200" cy="2455664"/>
+            <wp:docPr id="4" name="Picture 4"/>
+            <wp:cNvGraphicFramePr>
+              <a:graphicFrameLocks noChangeAspect="1"/>
+            </wp:cNvGraphicFramePr>
+            <a:graphic>
+              <a:graphicData uri="http://schemas.openxmlformats.org/drawingml/2006/picture">
+                <pic:pic>
+                  <pic:nvPicPr>
+                    <pic:cNvPr id="0" name="hardware_topdown.jpg"/>
+                    <pic:cNvPicPr/>
+                  </pic:nvPicPr>
+                  <pic:blipFill>
+                    <a:blip r:embed="rId12"/>
+                    <a:stretch>
+                      <a:fillRect/>
+                    </a:stretch>
+                  </pic:blipFill>
+                  <pic:spPr>
+                    <a:xfrm>
+                      <a:off x="0" y="0"/>
+                      <a:ext cx="5029200" cy="2455664"/>
+                    </a:xfrm>
+                    <a:prstGeom prst="rect"/>
+                  </pic:spPr>
+                </pic:pic>
+              </a:graphicData>
+            </a:graphic>
+          </wp:inline>
+        </w:drawing>
       </w:r>
     </w:p>
     <w:p>

--- a/docs/team_project_report.docx
+++ b/docs/team_project_report.docx
@@ -339,7 +339,7 @@
         <w:rPr>
           <w:rFonts w:ascii="Times New Roman" w:hAnsi="Times New Roman"/>
         </w:rPr>
-        <w:t>The project includes both a physical ATmega328P / Arduino Uno breadboard circuit and a full digital twin web simulator.</w:t>
+        <w:t>The project includes both a physical Arduino Nano breadboard circuit and a full digital twin web simulator.</w:t>
       </w:r>
     </w:p>
     <w:p>

--- a/docs/team_project_report.docx
+++ b/docs/team_project_report.docx
@@ -339,7 +339,59 @@
         <w:rPr>
           <w:rFonts w:ascii="Times New Roman" w:hAnsi="Times New Roman"/>
         </w:rPr>
-        <w:t>The project includes both a physical Arduino Nano breadboard circuit and a full digital twin web simulator.</w:t>
+        <w:t xml:space="preserve">The project includes both a physical Arduino Nano breadboard circuit and a full digital twin web simulator.  </w:t>
+      </w:r>
+    </w:p>
+    <w:p>
+      <w:pPr>
+        <w:spacing w:after="80" w:line="276" w:lineRule="auto"/>
+      </w:pPr>
+      <w:r>
+        <w:rPr>
+          <w:rFonts w:ascii="Times New Roman" w:hAnsi="Times New Roman"/>
+        </w:rPr>
+        <w:t xml:space="preserve">👉 </w:t>
+      </w:r>
+      <w:r>
+        <w:rPr>
+          <w:rFonts w:ascii="Times New Roman" w:hAnsi="Times New Roman"/>
+          <w:b/>
+        </w:rPr>
+        <w:t>Interactive Web App &amp; Project Repository:</w:t>
+      </w:r>
+      <w:r>
+        <w:rPr>
+          <w:rFonts w:ascii="Times New Roman" w:hAnsi="Times New Roman"/>
+        </w:rPr>
+        <w:t xml:space="preserve"> </w:t>
+      </w:r>
+      <w:r>
+        <w:rPr>
+          <w:rFonts w:ascii="Consolas" w:hAnsi="Consolas"/>
+          <w:color w:val="B91C1C"/>
+          <w:sz w:val="18"/>
+        </w:rPr>
+        <w:t>https://github.com/jvstin47/CRT--Chinese-Reminder-Theorem</w:t>
+      </w:r>
+      <w:r>
+        <w:rPr>
+          <w:rFonts w:ascii="Times New Roman" w:hAnsi="Times New Roman"/>
+        </w:rPr>
+        <w:t xml:space="preserve"> (Local Dev Server: </w:t>
+      </w:r>
+      <w:r>
+        <w:rPr>
+          <w:rFonts w:ascii="Consolas" w:hAnsi="Consolas"/>
+          <w:color w:val="B91C1C"/>
+          <w:sz w:val="18"/>
+        </w:rPr>
+        <w:t>http://localhost:5173/</w:t>
+      </w:r>
+      <w:r>
+        <w:rPr>
+          <w:rFonts w:ascii="Times New Roman" w:hAnsi="Times New Roman"/>
+        </w:rPr>
+        <w:t>)</w:t>
       </w:r>
     </w:p>
     <w:p>

--- a/docs/team_project_report.docx
+++ b/docs/team_project_report.docx
@@ -713,7 +713,21 @@
         <w:rPr>
           <w:rFonts w:ascii="Times New Roman" w:hAnsi="Times New Roman"/>
         </w:rPr>
-        <w:t xml:space="preserve"> Guided overall project direction, engineered core system architecture, and led the construction and logic of the working traffic signal model.</w:t>
+        <w:t xml:space="preserve"> Led overall system architecture, physical 3-intersection breadboard prototype assembly, and written C++ firmware (</w:t>
+      </w:r>
+      <w:r>
+        <w:rPr>
+          <w:rFonts w:ascii="Consolas" w:hAnsi="Consolas"/>
+          <w:color w:val="B91C1C"/>
+          <w:sz w:val="18"/>
+        </w:rPr>
+        <w:t>traffic_light_controller.ino</w:t>
+      </w:r>
+      <w:r>
+        <w:rPr>
+          <w:rFonts w:ascii="Times New Roman" w:hAnsi="Times New Roman"/>
+        </w:rPr>
+        <w:t>) for Arduino Nano timing and acoustic chime feedback. Established full integration with the digital twin web app.</w:t>
       </w:r>
     </w:p>
     <w:p>
@@ -732,7 +746,7 @@
         <w:rPr>
           <w:rFonts w:ascii="Times New Roman" w:hAnsi="Times New Roman"/>
         </w:rPr>
-        <w:t xml:space="preserve"> Assisted Justin directly in constructing the working traffic signal model, testing signal synchronization alignment, and verifying physical component interaction.</w:t>
+        <w:t xml:space="preserve"> Co-developed the physical working model, wiring digital output pins (Pins 2–10) and analog pins (A1, A3–A5), conducted real-time signal timing tests against C++ firmware modulo logic, and verified acoustic piezo chime synchronization.</w:t>
       </w:r>
     </w:p>
     <w:p>
@@ -748,7 +762,7 @@
           <w:color w:val="334155"/>
           <w:sz w:val="23"/>
         </w:rPr>
-        <w:t>2. Hardware Sourcing, Build Testing &amp; Application Design</w:t>
+        <w:t>2. Hardware Sourcing, Bench Testing &amp; Application Design</w:t>
       </w:r>
     </w:p>
     <w:p>
@@ -811,7 +825,7 @@
         <w:rPr>
           <w:rFonts w:ascii="Times New Roman" w:hAnsi="Times New Roman"/>
         </w:rPr>
-        <w:t xml:space="preserve"> Determined component requirements, purchased hardware parts, executed physical build testing, and contributed to application use-cases.</w:t>
+        <w:t xml:space="preserve"> Selected and acquired physical electronic components, including Arduino Nano microcontrollers, breadboards, 220Ω resistors, 9 LED traffic clusters, and piezo buzzers. Executed bench testing, GPIO voltage verification, and continuity checks.</w:t>
       </w:r>
     </w:p>
     <w:p>
@@ -830,7 +844,7 @@
         <w:rPr>
           <w:rFonts w:ascii="Times New Roman" w:hAnsi="Times New Roman"/>
         </w:rPr>
-        <w:t xml:space="preserve"> Handled hardware part selection, procurement, mechanism assembly testing, and co-developed application integration ideas.</w:t>
+        <w:t xml:space="preserve"> Handled part procurement, assembly testing, and application domain research. Mapped CRT modular congruences to real-world intelligent transportation systems (ITS), fiber-optic telecommunications multiplexing, and parallel computing architectures.</w:t>
       </w:r>
     </w:p>
     <w:p>
@@ -846,7 +860,7 @@
           <w:color w:val="334155"/>
           <w:sz w:val="23"/>
         </w:rPr>
-        <w:t>3. Web Design &amp; Frontend Development</w:t>
+        <w:t>3. Web Design &amp; Frontend Engine Development</w:t>
       </w:r>
     </w:p>
     <w:p>
@@ -909,7 +923,7 @@
         <w:rPr>
           <w:rFonts w:ascii="Times New Roman" w:hAnsi="Times New Roman"/>
         </w:rPr>
-        <w:t xml:space="preserve"> Designed the user interface, visual layout, traffic signal dashboard theme, and interactive monitor dials.</w:t>
+        <w:t xml:space="preserve"> Designed the complete visual layout, dark laboratory aesthetic, and responsive layout system using Tailwind CSS v4. Created custom SVG circular monitor displays, interactive dial controls, and status panels.</w:t>
       </w:r>
     </w:p>
     <w:p>
@@ -928,7 +942,7 @@
         <w:rPr>
           <w:rFonts w:ascii="Times New Roman" w:hAnsi="Times New Roman"/>
         </w:rPr>
-        <w:t xml:space="preserve"> Built the frontend components, state integration, responsive layouts, and interactive controls.</w:t>
+        <w:t xml:space="preserve"> Engineered the interactive web application frontend and state engine using React 19 and TypeScript. Developed 60 FPS animation loops, telemetry sweep cursors, dynamic CRT remainder solver, and Framer Motion transitions.</w:t>
       </w:r>
     </w:p>
     <w:p>
@@ -944,7 +958,7 @@
           <w:color w:val="334155"/>
           <w:sz w:val="23"/>
         </w:rPr>
-        <w:t>4. Presentation &amp; Demo Lead</w:t>
+        <w:t>4. Presentation Pacing &amp; Showcase Lead</w:t>
       </w:r>
     </w:p>
     <w:p>
@@ -994,7 +1008,7 @@
         <w:rPr>
           <w:rFonts w:ascii="Times New Roman" w:hAnsi="Times New Roman"/>
         </w:rPr>
-        <w:t xml:space="preserve"> Handled the presentation structure, demo walkthrough flow, visual slides, and showcase delivery for explaining the project to an audience.</w:t>
+        <w:t xml:space="preserve"> Authored the 2-speaker presentation script between driver Alex and tech lead Sam, structured demo pacing around 3s/5s/7s signal cycles, prepared the slide deck visual layout, and coordinated acoustic chime feedback during live demonstrations.</w:t>
       </w:r>
     </w:p>
     <w:p>
@@ -1010,7 +1024,7 @@
           <w:color w:val="334155"/>
           <w:sz w:val="23"/>
         </w:rPr>
-        <w:t>5. Mathematics &amp; CRT Applications Research</w:t>
+        <w:t>5. Mathematics, Proofs &amp; Pedagogical Systems</w:t>
       </w:r>
     </w:p>
     <w:p>
@@ -1054,7 +1068,7 @@
           <w:rFonts w:ascii="Times New Roman" w:hAnsi="Times New Roman"/>
           <w:b/>
         </w:rPr>
-        <w:t>Jyothika Prakash</w:t>
+        <w:t>Jose Alex</w:t>
       </w:r>
       <w:r>
         <w:rPr>
@@ -1067,7 +1081,7 @@
           <w:rFonts w:ascii="Times New Roman" w:hAnsi="Times New Roman"/>
           <w:b/>
         </w:rPr>
-        <w:t>Jose Alex</w:t>
+        <w:t>Jyothika Prakash</w:t>
       </w:r>
     </w:p>
     <w:p>
@@ -1086,7 +1100,26 @@
         <w:rPr>
           <w:rFonts w:ascii="Times New Roman" w:hAnsi="Times New Roman"/>
         </w:rPr>
-        <w:t xml:space="preserve"> Researched linear congruences and formulated the traffic signal synchronization modulo equations ($3, 5, 7$ minute cycles).</w:t>
+        <w:t xml:space="preserve"> Researched linear congruences for traffic signal timing cycles. Formulated 3-intersection system equations for 3s, 5s, 7s cycles with non-zero remainder offsets, proved coprimality of moduli ($\gcd=1$), and computed modular inverses ($y_1=2, y_2=1, y_3=1$).</w:t>
+      </w:r>
+    </w:p>
+    <w:p>
+      <w:pPr>
+        <w:pStyle w:val="ListBullet"/>
+        <w:spacing w:after="60"/>
+      </w:pPr>
+      <w:r>
+        <w:rPr>
+          <w:rFonts w:ascii="Times New Roman" w:hAnsi="Times New Roman"/>
+          <w:b/>
+        </w:rPr>
+        <w:t>Jose Alex:</w:t>
+      </w:r>
+      <w:r>
+        <w:rPr>
+          <w:rFonts w:ascii="Times New Roman" w:hAnsi="Times New Roman"/>
+        </w:rPr>
+        <w:t xml:space="preserve"> Verified mathematical proofs and uniqueness bounds modulo $M=105$. Conducted formal Extended Euclidean Algorithm inverse calculations, validated remainder offset equations against theoretical bounds, and analyzed boundary edge cases.</w:t>
       </w:r>
     </w:p>
     <w:p>
@@ -1105,26 +1138,7 @@
         <w:rPr>
           <w:rFonts w:ascii="Times New Roman" w:hAnsi="Times New Roman"/>
         </w:rPr>
-        <w:t xml:space="preserve"> Explored real-world CRT applications and authored step-by-step mathematical explanations and hint structures.</w:t>
-      </w:r>
-    </w:p>
-    <w:p>
-      <w:pPr>
-        <w:pStyle w:val="ListBullet"/>
-        <w:spacing w:after="60"/>
-      </w:pPr>
-      <w:r>
-        <w:rPr>
-          <w:rFonts w:ascii="Times New Roman" w:hAnsi="Times New Roman"/>
-          <w:b/>
-        </w:rPr>
-        <w:t>Jose Alex:</w:t>
-      </w:r>
-      <w:r>
-        <w:rPr>
-          <w:rFonts w:ascii="Times New Roman" w:hAnsi="Times New Roman"/>
-        </w:rPr>
-        <w:t xml:space="preserve"> Investigated Chinese Remainder Theorem proofs, solution bounds ($N = 105$), and modulo remainder properties.</w:t>
+        <w:t xml:space="preserve"> Developed the pedagogical system, progressive 3-tier educational hint engine, and explanatory learning modules. Authored step-by-step documentation translating abstract modulo congruences $x \equiv a_i \pmod{m_i}$ into intuitive traffic light timing concepts.</w:t>
       </w:r>
     </w:p>
     <w:sectPr>

--- a/docs/team_project_report.docx
+++ b/docs/team_project_report.docx
@@ -713,7 +713,7 @@
         <w:rPr>
           <w:rFonts w:ascii="Times New Roman" w:hAnsi="Times New Roman"/>
         </w:rPr>
-        <w:t xml:space="preserve"> Led overall system architecture, physical 3-intersection breadboard prototype assembly, and written C++ firmware (</w:t>
+        <w:t xml:space="preserve"> Organized team work, built the physical 3-light breadboard model, and wrote the Arduino C++ code (</w:t>
       </w:r>
       <w:r>
         <w:rPr>
@@ -727,7 +727,7 @@
         <w:rPr>
           <w:rFonts w:ascii="Times New Roman" w:hAnsi="Times New Roman"/>
         </w:rPr>
-        <w:t>) for Arduino Nano timing and acoustic chime feedback. Established full integration with the digital twin web app.</w:t>
+        <w:t>) for signal timing and buzzer sounds.</w:t>
       </w:r>
     </w:p>
     <w:p>
@@ -746,7 +746,7 @@
         <w:rPr>
           <w:rFonts w:ascii="Times New Roman" w:hAnsi="Times New Roman"/>
         </w:rPr>
-        <w:t xml:space="preserve"> Co-developed the physical working model, wiring digital output pins (Pins 2–10) and analog pins (A1, A3–A5), conducted real-time signal timing tests against C++ firmware modulo logic, and verified acoustic piezo chime synchronization.</w:t>
+        <w:t xml:space="preserve"> Co-developed the breadboard circuit model, plugging in LEDs to digital pins 2–10, connecting the buzzer to pin A1, and testing hardware timing against the written code.</w:t>
       </w:r>
     </w:p>
     <w:p>
@@ -762,7 +762,7 @@
           <w:color w:val="334155"/>
           <w:sz w:val="23"/>
         </w:rPr>
-        <w:t>2. Hardware Sourcing, Bench Testing &amp; Application Design</w:t>
+        <w:t>2. Hardware Sourcing &amp; Application Research</w:t>
       </w:r>
     </w:p>
     <w:p>
@@ -825,7 +825,7 @@
         <w:rPr>
           <w:rFonts w:ascii="Times New Roman" w:hAnsi="Times New Roman"/>
         </w:rPr>
-        <w:t xml:space="preserve"> Selected and acquired physical electronic components, including Arduino Nano microcontrollers, breadboards, 220Ω resistors, 9 LED traffic clusters, and piezo buzzers. Executed bench testing, GPIO voltage verification, and continuity checks.</w:t>
+        <w:t xml:space="preserve"> Bought the Arduino Nano board, breadboards, 220Ω resistors, LEDs, and buzzer, tested circuit connections, and checked pin voltage outputs.</w:t>
       </w:r>
     </w:p>
     <w:p>
@@ -844,7 +844,7 @@
         <w:rPr>
           <w:rFonts w:ascii="Times New Roman" w:hAnsi="Times New Roman"/>
         </w:rPr>
-        <w:t xml:space="preserve"> Handled part procurement, assembly testing, and application domain research. Mapped CRT modular congruences to real-world intelligent transportation systems (ITS), fiber-optic telecommunications multiplexing, and parallel computing architectures.</w:t>
+        <w:t xml:space="preserve"> Handled component acquisition, tested circuit wiring, and researched real-world uses like city traffic light timing, fiber-optic channels, and computer processors.</w:t>
       </w:r>
     </w:p>
     <w:p>
@@ -860,7 +860,7 @@
           <w:color w:val="334155"/>
           <w:sz w:val="23"/>
         </w:rPr>
-        <w:t>3. Web Design &amp; Frontend Engine Development</w:t>
+        <w:t>3. Web Design &amp; Web App Development</w:t>
       </w:r>
     </w:p>
     <w:p>
@@ -923,7 +923,7 @@
         <w:rPr>
           <w:rFonts w:ascii="Times New Roman" w:hAnsi="Times New Roman"/>
         </w:rPr>
-        <w:t xml:space="preserve"> Designed the complete visual layout, dark laboratory aesthetic, and responsive layout system using Tailwind CSS v4. Created custom SVG circular monitor displays, interactive dial controls, and status panels.</w:t>
+        <w:t xml:space="preserve"> Designed the dark theme visual layout, circular LED monitors, interactive dials, and responsive dashboard cards.</w:t>
       </w:r>
     </w:p>
     <w:p>
@@ -942,7 +942,7 @@
         <w:rPr>
           <w:rFonts w:ascii="Times New Roman" w:hAnsi="Times New Roman"/>
         </w:rPr>
-        <w:t xml:space="preserve"> Engineered the interactive web application frontend and state engine using React 19 and TypeScript. Developed 60 FPS animation loops, telemetry sweep cursors, dynamic CRT remainder solver, and Framer Motion transitions.</w:t>
+        <w:t xml:space="preserve"> Built the website logic using React and TypeScript, coded the animation timer, remainder solver, buzzer sound triggers, and cross-device testing.</w:t>
       </w:r>
     </w:p>
     <w:p>
@@ -958,7 +958,7 @@
           <w:color w:val="334155"/>
           <w:sz w:val="23"/>
         </w:rPr>
-        <w:t>4. Presentation Pacing &amp; Showcase Lead</w:t>
+        <w:t>4. Presentation &amp; Demo Walkthrough</w:t>
       </w:r>
     </w:p>
     <w:p>
@@ -1008,7 +1008,7 @@
         <w:rPr>
           <w:rFonts w:ascii="Times New Roman" w:hAnsi="Times New Roman"/>
         </w:rPr>
-        <w:t xml:space="preserve"> Authored the 2-speaker presentation script between driver Alex and tech lead Sam, structured demo pacing around 3s/5s/7s signal cycles, prepared the slide deck visual layout, and coordinated acoustic chime feedback during live demonstrations.</w:t>
+        <w:t xml:space="preserve"> Wrote the 2-speaker presentation script between Alex and Sam over team practice sessions, designed the demo slide layout, and timed the acoustic buzzer chime.</w:t>
       </w:r>
     </w:p>
     <w:p>
@@ -1024,7 +1024,7 @@
           <w:color w:val="334155"/>
           <w:sz w:val="23"/>
         </w:rPr>
-        <w:t>5. Mathematics, Proofs &amp; Pedagogical Systems</w:t>
+        <w:t>5. Mathematics &amp; Educational Content</w:t>
       </w:r>
     </w:p>
     <w:p>
@@ -1100,7 +1100,7 @@
         <w:rPr>
           <w:rFonts w:ascii="Times New Roman" w:hAnsi="Times New Roman"/>
         </w:rPr>
-        <w:t xml:space="preserve"> Researched linear congruences for traffic signal timing cycles. Formulated 3-intersection system equations for 3s, 5s, 7s cycles with non-zero remainder offsets, proved coprimality of moduli ($\gcd=1$), and computed modular inverses ($y_1=2, y_2=1, y_3=1$).</w:t>
+        <w:t xml:space="preserve"> Worked out the 3s, 5s, and 7s cycle equations, coprimality proofs, and modulo inverse calculations ($y_1=2, y_2=1, y_3=1$).</w:t>
       </w:r>
     </w:p>
     <w:p>
@@ -1119,7 +1119,7 @@
         <w:rPr>
           <w:rFonts w:ascii="Times New Roman" w:hAnsi="Times New Roman"/>
         </w:rPr>
-        <w:t xml:space="preserve"> Verified mathematical proofs and uniqueness bounds modulo $M=105$. Conducted formal Extended Euclidean Algorithm inverse calculations, validated remainder offset equations against theoretical bounds, and analyzed boundary edge cases.</w:t>
+        <w:t xml:space="preserve"> Double-checked all modulo inverse calculations by hand, verified solution bounds ($M=105$), and checked edge cases for accuracy.</w:t>
       </w:r>
     </w:p>
     <w:p>
@@ -1138,7 +1138,7 @@
         <w:rPr>
           <w:rFonts w:ascii="Times New Roman" w:hAnsi="Times New Roman"/>
         </w:rPr>
-        <w:t xml:space="preserve"> Developed the pedagogical system, progressive 3-tier educational hint engine, and explanatory learning modules. Authored step-by-step documentation translating abstract modulo congruences $x \equiv a_i \pmod{m_i}$ into intuitive traffic light timing concepts.</w:t>
+        <w:t xml:space="preserve"> Created the 3-step hint system on the website and wrote clear, simple guides explaining remainder modulo concepts without complex textbook jargon.</w:t>
       </w:r>
     </w:p>
     <w:sectPr>

--- a/docs/team_project_report.docx
+++ b/docs/team_project_report.docx
@@ -349,12 +349,6 @@
       <w:r>
         <w:rPr>
           <w:rFonts w:ascii="Times New Roman" w:hAnsi="Times New Roman"/>
-        </w:rPr>
-        <w:t xml:space="preserve">👉 </w:t>
-      </w:r>
-      <w:r>
-        <w:rPr>
-          <w:rFonts w:ascii="Times New Roman" w:hAnsi="Times New Roman"/>
           <w:b/>
         </w:rPr>
         <w:t>Interactive Web App &amp; Project Repository:</w:t>
@@ -363,35 +357,7 @@
         <w:rPr>
           <w:rFonts w:ascii="Times New Roman" w:hAnsi="Times New Roman"/>
         </w:rPr>
-        <w:t xml:space="preserve"> </w:t>
-      </w:r>
-      <w:r>
-        <w:rPr>
-          <w:rFonts w:ascii="Consolas" w:hAnsi="Consolas"/>
-          <w:color w:val="B91C1C"/>
-          <w:sz w:val="18"/>
-        </w:rPr>
-        <w:t>https://github.com/jvstin47/CRT--Chinese-Reminder-Theorem</w:t>
-      </w:r>
-      <w:r>
-        <w:rPr>
-          <w:rFonts w:ascii="Times New Roman" w:hAnsi="Times New Roman"/>
-        </w:rPr>
-        <w:t xml:space="preserve"> (Local Dev Server: </w:t>
-      </w:r>
-      <w:r>
-        <w:rPr>
-          <w:rFonts w:ascii="Consolas" w:hAnsi="Consolas"/>
-          <w:color w:val="B91C1C"/>
-          <w:sz w:val="18"/>
-        </w:rPr>
-        <w:t>http://localhost:5173/</w:t>
-      </w:r>
-      <w:r>
-        <w:rPr>
-          <w:rFonts w:ascii="Times New Roman" w:hAnsi="Times New Roman"/>
-        </w:rPr>
-        <w:t>)</w:t>
+        <w:t xml:space="preserve"> https://github.com/jvstin47/CRT--Chinese-Reminder-Theorem</w:t>
       </w:r>
     </w:p>
     <w:p>

--- a/docs/team_project_report.docx
+++ b/docs/team_project_report.docx
@@ -15,7 +15,7 @@
           <w:color w:val="0F172A"/>
           <w:sz w:val="38"/>
         </w:rPr>
-        <w:t>📄 Project Assignment Report: Traffic Signal Synchronization System</w:t>
+        <w:t xml:space="preserve"> Project Assignment Report: Traffic Signal Synchronization System</w:t>
       </w:r>
     </w:p>
     <w:p>
@@ -93,7 +93,7 @@
           <w:color w:val="1E3A8A"/>
           <w:sz w:val="27"/>
         </w:rPr>
-        <w:t>💡 Does Traffic Signal Synchronization Demo CRT or just LCM/GCD?</w:t>
+        <w:t xml:space="preserve"> Does Traffic Signal Synchronization Demo CRT or just LCM/GCD?</w:t>
       </w:r>
     </w:p>
     <w:p>
@@ -278,7 +278,7 @@
         <w:rPr>
           <w:rFonts w:ascii="Times New Roman" w:hAnsi="Times New Roman"/>
         </w:rPr>
-        <w:t xml:space="preserve">👉 </w:t>
+        <w:t xml:space="preserve"> </w:t>
       </w:r>
       <w:r>
         <w:rPr>
@@ -328,7 +328,7 @@
           <w:color w:val="1E3A8A"/>
           <w:sz w:val="27"/>
         </w:rPr>
-        <w:t>📷 Physical Hardware Prototype &amp; Digital Twin Interface</w:t>
+        <w:t xml:space="preserve"> Physical Hardware Prototype &amp; Digital Twin Interface</w:t>
       </w:r>
     </w:p>
     <w:p>
@@ -545,39 +545,233 @@
           <w:color w:val="1E3A8A"/>
           <w:sz w:val="27"/>
         </w:rPr>
-        <w:t>👥 Group Member Roles &amp; Work Division (10 Members)</w:t>
+        <w:t xml:space="preserve"> Group Member Roles &amp; Work Division (10 Members)</w:t>
       </w:r>
     </w:p>
+    <w:tbl>
+      <w:tblPr>
+        <w:tblW w:type="auto" w:w="0"/>
+        <w:tblLayout w:type="fixed"/>
+        <w:tblLook w:firstColumn="1" w:firstRow="1" w:lastColumn="0" w:lastRow="0" w:noHBand="0" w:noVBand="1" w:val="04A0"/>
+      </w:tblPr>
+      <w:tblGrid>
+        <w:gridCol w:w="4968"/>
+        <w:gridCol w:w="4968"/>
+      </w:tblGrid>
+      <w:tr>
+        <w:tc>
+          <w:tcPr>
+            <w:tcW w:type="dxa" w:w="4896"/>
+          </w:tcPr>
+          <w:p>
+            <w:pPr>
+              <w:spacing w:before="40" w:after="40"/>
+            </w:pPr>
+            <w:r>
+              <w:rPr>
+                <w:rFonts w:ascii="Times New Roman" w:hAnsi="Times New Roman"/>
+              </w:rPr>
+              <w:t>Domain / Role</w:t>
+            </w:r>
+          </w:p>
+        </w:tc>
+        <w:tc>
+          <w:tcPr>
+            <w:tcW w:type="dxa" w:w="4608"/>
+          </w:tcPr>
+          <w:p>
+            <w:pPr>
+              <w:spacing w:before="40" w:after="40"/>
+            </w:pPr>
+            <w:r>
+              <w:rPr>
+                <w:rFonts w:ascii="Times New Roman" w:hAnsi="Times New Roman"/>
+              </w:rPr>
+              <w:t>Team Members</w:t>
+            </w:r>
+          </w:p>
+        </w:tc>
+      </w:tr>
+      <w:tr>
+        <w:tc>
+          <w:tcPr>
+            <w:tcW w:type="dxa" w:w="4896"/>
+          </w:tcPr>
+          <w:p>
+            <w:pPr>
+              <w:spacing w:before="40" w:after="40"/>
+            </w:pPr>
+            <w:r>
+              <w:rPr>
+                <w:rFonts w:ascii="Times New Roman" w:hAnsi="Times New Roman"/>
+                <w:b/>
+              </w:rPr>
+              <w:t>1. Project Leadership &amp; Model</w:t>
+            </w:r>
+          </w:p>
+        </w:tc>
+        <w:tc>
+          <w:tcPr>
+            <w:tcW w:type="dxa" w:w="4608"/>
+          </w:tcPr>
+          <w:p>
+            <w:pPr>
+              <w:spacing w:before="40" w:after="40"/>
+            </w:pPr>
+            <w:r>
+              <w:rPr>
+                <w:rFonts w:ascii="Times New Roman" w:hAnsi="Times New Roman"/>
+              </w:rPr>
+              <w:t>Justin Joe Mathew (Team Lead) &amp; Jyothis Liju</w:t>
+            </w:r>
+          </w:p>
+        </w:tc>
+      </w:tr>
+      <w:tr>
+        <w:tc>
+          <w:tcPr>
+            <w:tcW w:type="dxa" w:w="4896"/>
+          </w:tcPr>
+          <w:p>
+            <w:pPr>
+              <w:spacing w:before="40" w:after="40"/>
+            </w:pPr>
+            <w:r>
+              <w:rPr>
+                <w:rFonts w:ascii="Times New Roman" w:hAnsi="Times New Roman"/>
+                <w:b/>
+              </w:rPr>
+              <w:t>2. Hardware Sourcing &amp; Build Testing</w:t>
+            </w:r>
+          </w:p>
+        </w:tc>
+        <w:tc>
+          <w:tcPr>
+            <w:tcW w:type="dxa" w:w="4608"/>
+          </w:tcPr>
+          <w:p>
+            <w:pPr>
+              <w:spacing w:before="40" w:after="40"/>
+            </w:pPr>
+            <w:r>
+              <w:rPr>
+                <w:rFonts w:ascii="Times New Roman" w:hAnsi="Times New Roman"/>
+              </w:rPr>
+              <w:t>Joseph Alex &amp; Joseph J</w:t>
+            </w:r>
+          </w:p>
+        </w:tc>
+      </w:tr>
+      <w:tr>
+        <w:tc>
+          <w:tcPr>
+            <w:tcW w:type="dxa" w:w="4896"/>
+          </w:tcPr>
+          <w:p>
+            <w:pPr>
+              <w:spacing w:before="40" w:after="40"/>
+            </w:pPr>
+            <w:r>
+              <w:rPr>
+                <w:rFonts w:ascii="Times New Roman" w:hAnsi="Times New Roman"/>
+                <w:b/>
+              </w:rPr>
+              <w:t>3. Web Design &amp; Frontend</w:t>
+            </w:r>
+          </w:p>
+        </w:tc>
+        <w:tc>
+          <w:tcPr>
+            <w:tcW w:type="dxa" w:w="4608"/>
+          </w:tcPr>
+          <w:p>
+            <w:pPr>
+              <w:spacing w:before="40" w:after="40"/>
+            </w:pPr>
+            <w:r>
+              <w:rPr>
+                <w:rFonts w:ascii="Times New Roman" w:hAnsi="Times New Roman"/>
+              </w:rPr>
+              <w:t>Johan Geo &amp; Johaan Sam</w:t>
+            </w:r>
+          </w:p>
+        </w:tc>
+      </w:tr>
+      <w:tr>
+        <w:tc>
+          <w:tcPr>
+            <w:tcW w:type="dxa" w:w="4896"/>
+          </w:tcPr>
+          <w:p>
+            <w:pPr>
+              <w:spacing w:before="40" w:after="40"/>
+            </w:pPr>
+            <w:r>
+              <w:rPr>
+                <w:rFonts w:ascii="Times New Roman" w:hAnsi="Times New Roman"/>
+                <w:b/>
+              </w:rPr>
+              <w:t>4. Presentation &amp; Showcase</w:t>
+            </w:r>
+          </w:p>
+        </w:tc>
+        <w:tc>
+          <w:tcPr>
+            <w:tcW w:type="dxa" w:w="4608"/>
+          </w:tcPr>
+          <w:p>
+            <w:pPr>
+              <w:spacing w:before="40" w:after="40"/>
+            </w:pPr>
+            <w:r>
+              <w:rPr>
+                <w:rFonts w:ascii="Times New Roman" w:hAnsi="Times New Roman"/>
+              </w:rPr>
+              <w:t>Joel Geo Manuel</w:t>
+            </w:r>
+          </w:p>
+        </w:tc>
+      </w:tr>
+      <w:tr>
+        <w:tc>
+          <w:tcPr>
+            <w:tcW w:type="dxa" w:w="4896"/>
+          </w:tcPr>
+          <w:p>
+            <w:pPr>
+              <w:spacing w:before="40" w:after="40"/>
+            </w:pPr>
+            <w:r>
+              <w:rPr>
+                <w:rFonts w:ascii="Times New Roman" w:hAnsi="Times New Roman"/>
+                <w:b/>
+              </w:rPr>
+              <w:t>5. Mathematics &amp; Applications</w:t>
+            </w:r>
+          </w:p>
+        </w:tc>
+        <w:tc>
+          <w:tcPr>
+            <w:tcW w:type="dxa" w:w="4608"/>
+          </w:tcPr>
+          <w:p>
+            <w:pPr>
+              <w:spacing w:before="40" w:after="40"/>
+            </w:pPr>
+            <w:r>
+              <w:rPr>
+                <w:rFonts w:ascii="Times New Roman" w:hAnsi="Times New Roman"/>
+              </w:rPr>
+              <w:t>Joel Duke, Jyothika Prakash, &amp; Jose Alex</w:t>
+            </w:r>
+          </w:p>
+        </w:tc>
+      </w:tr>
+    </w:tbl>
     <w:p>
       <w:pPr>
-        <w:keepNext/>
-        <w:spacing w:before="80" w:after="120"/>
-        <w:ind w:left="288"/>
+        <w:spacing w:after="80"/>
       </w:pPr>
-      <w:r>
-        <w:rPr>
-          <w:rFonts w:ascii="Consolas" w:hAnsi="Consolas"/>
-          <w:color w:val="1E293B"/>
-          <w:sz w:val="18"/>
-        </w:rPr>
-        <w:t>┌────────────────────────────────────────────────────────────────────────────────────────┐</w:t>
-        <w:br/>
-        <w:t>│                                   PROJECT TEAM STRUCTURE                               │</w:t>
-        <w:br/>
-        <w:t>├─────────────────────────────────────┬──────────────────────────────────────────────────┤</w:t>
-        <w:br/>
-        <w:t>│ 1. Project Leadership &amp; Model       │ Justin Joe Mathew (Team Lead) &amp; Jyothis Liju     │</w:t>
-        <w:br/>
-        <w:t>│ 2. Hardware Sourcing &amp; Build Testing│ Joseph Alex &amp; Joseph J                           │</w:t>
-        <w:br/>
-        <w:t>│ 3. Web Design &amp; Frontend            │ Johan Geo &amp; Johaan Sam                           │</w:t>
-        <w:br/>
-        <w:t>│ 4. Presentation &amp; Showcase          │ Joel Geo Manuel                                  │</w:t>
-        <w:br/>
-        <w:t>│ 5. Mathematics &amp; Applications       │ Joel Duke, Jyothika Prakash, &amp; Jose Alex         │</w:t>
-        <w:br/>
-        <w:t>└─────────────────────────────────────┴──────────────────────────────────────────────────┘</w:t>
-      </w:r>
     </w:p>
     <w:p>
       <w:pPr>
@@ -600,7 +794,7 @@
           <w:color w:val="1E3A8A"/>
           <w:sz w:val="27"/>
         </w:rPr>
-        <w:t>📝 Detailed Team Member Contribution Breakdown</w:t>
+        <w:t xml:space="preserve"> Detailed Team Member Contribution Breakdown</w:t>
       </w:r>
     </w:p>
     <w:p>
@@ -627,7 +821,7 @@
         <w:rPr>
           <w:rFonts w:ascii="Times New Roman" w:hAnsi="Times New Roman"/>
         </w:rPr>
-        <w:t xml:space="preserve">👥 </w:t>
+        <w:t xml:space="preserve"> </w:t>
       </w:r>
       <w:r>
         <w:rPr>
@@ -739,7 +933,7 @@
         <w:rPr>
           <w:rFonts w:ascii="Times New Roman" w:hAnsi="Times New Roman"/>
         </w:rPr>
-        <w:t xml:space="preserve">👥 </w:t>
+        <w:t xml:space="preserve"> </w:t>
       </w:r>
       <w:r>
         <w:rPr>
@@ -837,7 +1031,7 @@
         <w:rPr>
           <w:rFonts w:ascii="Times New Roman" w:hAnsi="Times New Roman"/>
         </w:rPr>
-        <w:t xml:space="preserve">👥 </w:t>
+        <w:t xml:space="preserve"> </w:t>
       </w:r>
       <w:r>
         <w:rPr>
@@ -935,7 +1129,7 @@
         <w:rPr>
           <w:rFonts w:ascii="Times New Roman" w:hAnsi="Times New Roman"/>
         </w:rPr>
-        <w:t xml:space="preserve">👥 </w:t>
+        <w:t xml:space="preserve"> </w:t>
       </w:r>
       <w:r>
         <w:rPr>
@@ -1001,7 +1195,7 @@
         <w:rPr>
           <w:rFonts w:ascii="Times New Roman" w:hAnsi="Times New Roman"/>
         </w:rPr>
-        <w:t xml:space="preserve">👥 </w:t>
+        <w:t xml:space="preserve"> </w:t>
       </w:r>
       <w:r>
         <w:rPr>

--- a/docs/team_project_report.docx
+++ b/docs/team_project_report.docx
@@ -362,170 +362,6 @@
     </w:p>
     <w:p>
       <w:pPr>
-        <w:keepNext/>
-        <w:spacing w:before="80" w:after="80"/>
-        <w:jc w:val="center"/>
-      </w:pPr>
-      <w:r>
-        <w:drawing>
-          <wp:inline xmlns:a="http://schemas.openxmlformats.org/drawingml/2006/main" xmlns:pic="http://schemas.openxmlformats.org/drawingml/2006/picture">
-            <wp:extent cx="5029200" cy="4002732"/>
-            <wp:docPr id="1" name="Picture 1"/>
-            <wp:cNvGraphicFramePr>
-              <a:graphicFrameLocks noChangeAspect="1"/>
-            </wp:cNvGraphicFramePr>
-            <a:graphic>
-              <a:graphicData uri="http://schemas.openxmlformats.org/drawingml/2006/picture">
-                <pic:pic>
-                  <pic:nvPicPr>
-                    <pic:cNvPr id="0" name="dashboard_lab.png"/>
-                    <pic:cNvPicPr/>
-                  </pic:nvPicPr>
-                  <pic:blipFill>
-                    <a:blip r:embed="rId9"/>
-                    <a:stretch>
-                      <a:fillRect/>
-                    </a:stretch>
-                  </pic:blipFill>
-                  <pic:spPr>
-                    <a:xfrm>
-                      <a:off x="0" y="0"/>
-                      <a:ext cx="5029200" cy="4002732"/>
-                    </a:xfrm>
-                    <a:prstGeom prst="rect"/>
-                  </pic:spPr>
-                </pic:pic>
-              </a:graphicData>
-            </a:graphic>
-          </wp:inline>
-        </w:drawing>
-      </w:r>
-    </w:p>
-    <w:p>
-      <w:pPr>
-        <w:keepNext/>
-        <w:spacing w:before="80" w:after="80"/>
-        <w:jc w:val="center"/>
-      </w:pPr>
-      <w:r>
-        <w:drawing>
-          <wp:inline xmlns:a="http://schemas.openxmlformats.org/drawingml/2006/main" xmlns:pic="http://schemas.openxmlformats.org/drawingml/2006/picture">
-            <wp:extent cx="5029200" cy="3487043"/>
-            <wp:docPr id="2" name="Picture 2"/>
-            <wp:cNvGraphicFramePr>
-              <a:graphicFrameLocks noChangeAspect="1"/>
-            </wp:cNvGraphicFramePr>
-            <a:graphic>
-              <a:graphicData uri="http://schemas.openxmlformats.org/drawingml/2006/picture">
-                <pic:pic>
-                  <pic:nvPicPr>
-                    <pic:cNvPr id="0" name="dashboard_waveform.png"/>
-                    <pic:cNvPicPr/>
-                  </pic:nvPicPr>
-                  <pic:blipFill>
-                    <a:blip r:embed="rId10"/>
-                    <a:stretch>
-                      <a:fillRect/>
-                    </a:stretch>
-                  </pic:blipFill>
-                  <pic:spPr>
-                    <a:xfrm>
-                      <a:off x="0" y="0"/>
-                      <a:ext cx="5029200" cy="3487043"/>
-                    </a:xfrm>
-                    <a:prstGeom prst="rect"/>
-                  </pic:spPr>
-                </pic:pic>
-              </a:graphicData>
-            </a:graphic>
-          </wp:inline>
-        </w:drawing>
-      </w:r>
-    </w:p>
-    <w:p>
-      <w:pPr>
-        <w:keepNext/>
-        <w:spacing w:before="80" w:after="80"/>
-        <w:jc w:val="center"/>
-      </w:pPr>
-      <w:r>
-        <w:drawing>
-          <wp:inline xmlns:a="http://schemas.openxmlformats.org/drawingml/2006/main" xmlns:pic="http://schemas.openxmlformats.org/drawingml/2006/picture">
-            <wp:extent cx="5029200" cy="2215009"/>
-            <wp:docPr id="3" name="Picture 3"/>
-            <wp:cNvGraphicFramePr>
-              <a:graphicFrameLocks noChangeAspect="1"/>
-            </wp:cNvGraphicFramePr>
-            <a:graphic>
-              <a:graphicData uri="http://schemas.openxmlformats.org/drawingml/2006/picture">
-                <pic:pic>
-                  <pic:nvPicPr>
-                    <pic:cNvPr id="0" name="hardware_perspective.jpg"/>
-                    <pic:cNvPicPr/>
-                  </pic:nvPicPr>
-                  <pic:blipFill>
-                    <a:blip r:embed="rId11"/>
-                    <a:stretch>
-                      <a:fillRect/>
-                    </a:stretch>
-                  </pic:blipFill>
-                  <pic:spPr>
-                    <a:xfrm>
-                      <a:off x="0" y="0"/>
-                      <a:ext cx="5029200" cy="2215009"/>
-                    </a:xfrm>
-                    <a:prstGeom prst="rect"/>
-                  </pic:spPr>
-                </pic:pic>
-              </a:graphicData>
-            </a:graphic>
-          </wp:inline>
-        </w:drawing>
-      </w:r>
-    </w:p>
-    <w:p>
-      <w:pPr>
-        <w:keepNext/>
-        <w:spacing w:before="80" w:after="80"/>
-        <w:jc w:val="center"/>
-      </w:pPr>
-      <w:r>
-        <w:drawing>
-          <wp:inline xmlns:a="http://schemas.openxmlformats.org/drawingml/2006/main" xmlns:pic="http://schemas.openxmlformats.org/drawingml/2006/picture">
-            <wp:extent cx="5029200" cy="2455664"/>
-            <wp:docPr id="4" name="Picture 4"/>
-            <wp:cNvGraphicFramePr>
-              <a:graphicFrameLocks noChangeAspect="1"/>
-            </wp:cNvGraphicFramePr>
-            <a:graphic>
-              <a:graphicData uri="http://schemas.openxmlformats.org/drawingml/2006/picture">
-                <pic:pic>
-                  <pic:nvPicPr>
-                    <pic:cNvPr id="0" name="hardware_topdown.jpg"/>
-                    <pic:cNvPicPr/>
-                  </pic:nvPicPr>
-                  <pic:blipFill>
-                    <a:blip r:embed="rId12"/>
-                    <a:stretch>
-                      <a:fillRect/>
-                    </a:stretch>
-                  </pic:blipFill>
-                  <pic:spPr>
-                    <a:xfrm>
-                      <a:off x="0" y="0"/>
-                      <a:ext cx="5029200" cy="2455664"/>
-                    </a:xfrm>
-                    <a:prstGeom prst="rect"/>
-                  </pic:spPr>
-                </pic:pic>
-              </a:graphicData>
-            </a:graphic>
-          </wp:inline>
-        </w:drawing>
-      </w:r>
-    </w:p>
-    <w:p>
-      <w:pPr>
         <w:spacing w:after="120"/>
         <w:pBdr>
           <w:bottom w:val="single" w:sz="6" w:space="1" w:color="CBD5E1"/>
@@ -812,6 +648,217 @@
         </w:rPr>
         <w:t>1. Project Leadership &amp; Working Model Construction</w:t>
       </w:r>
+    </w:p>
+    <w:tbl>
+      <w:tblPr>
+        <w:tblW w:type="auto" w:w="0"/>
+        <w:jc w:val="center"/>
+        <w:tblLook w:firstColumn="1" w:firstRow="1" w:lastColumn="0" w:lastRow="0" w:noHBand="0" w:noVBand="1" w:val="04A0"/>
+      </w:tblPr>
+      <w:tblGrid>
+        <w:gridCol w:w="4752"/>
+        <w:gridCol w:w="4752"/>
+      </w:tblGrid>
+      <w:tr>
+        <w:tc>
+          <w:tcPr>
+            <w:tcW w:type="dxa" w:w="4968"/>
+          </w:tcPr>
+          <w:p>
+            <w:pPr>
+              <w:spacing w:before="40" w:after="80"/>
+              <w:jc w:val="center"/>
+            </w:pPr>
+            <w:r>
+              <w:drawing>
+                <wp:inline xmlns:a="http://schemas.openxmlformats.org/drawingml/2006/main" xmlns:pic="http://schemas.openxmlformats.org/drawingml/2006/picture">
+                  <wp:extent cx="2926080" cy="2328862"/>
+                  <wp:docPr id="1" name="Picture 1"/>
+                  <wp:cNvGraphicFramePr>
+                    <a:graphicFrameLocks noChangeAspect="1"/>
+                  </wp:cNvGraphicFramePr>
+                  <a:graphic>
+                    <a:graphicData uri="http://schemas.openxmlformats.org/drawingml/2006/picture">
+                      <pic:pic>
+                        <pic:nvPicPr>
+                          <pic:cNvPr id="0" name="dashboard_lab.png"/>
+                          <pic:cNvPicPr/>
+                        </pic:nvPicPr>
+                        <pic:blipFill>
+                          <a:blip r:embed="rId9"/>
+                          <a:stretch>
+                            <a:fillRect/>
+                          </a:stretch>
+                        </pic:blipFill>
+                        <pic:spPr>
+                          <a:xfrm>
+                            <a:off x="0" y="0"/>
+                            <a:ext cx="2926080" cy="2328862"/>
+                          </a:xfrm>
+                          <a:prstGeom prst="rect"/>
+                        </pic:spPr>
+                      </pic:pic>
+                    </a:graphicData>
+                  </a:graphic>
+                </wp:inline>
+              </w:drawing>
+            </w:r>
+          </w:p>
+        </w:tc>
+        <w:tc>
+          <w:tcPr>
+            <w:tcW w:type="dxa" w:w="4968"/>
+          </w:tcPr>
+          <w:p>
+            <w:pPr>
+              <w:spacing w:before="40" w:after="80"/>
+              <w:jc w:val="center"/>
+            </w:pPr>
+            <w:r>
+              <w:drawing>
+                <wp:inline xmlns:a="http://schemas.openxmlformats.org/drawingml/2006/main" xmlns:pic="http://schemas.openxmlformats.org/drawingml/2006/picture">
+                  <wp:extent cx="2926080" cy="2028825"/>
+                  <wp:docPr id="2" name="Picture 2"/>
+                  <wp:cNvGraphicFramePr>
+                    <a:graphicFrameLocks noChangeAspect="1"/>
+                  </wp:cNvGraphicFramePr>
+                  <a:graphic>
+                    <a:graphicData uri="http://schemas.openxmlformats.org/drawingml/2006/picture">
+                      <pic:pic>
+                        <pic:nvPicPr>
+                          <pic:cNvPr id="0" name="dashboard_waveform.png"/>
+                          <pic:cNvPicPr/>
+                        </pic:nvPicPr>
+                        <pic:blipFill>
+                          <a:blip r:embed="rId10"/>
+                          <a:stretch>
+                            <a:fillRect/>
+                          </a:stretch>
+                        </pic:blipFill>
+                        <pic:spPr>
+                          <a:xfrm>
+                            <a:off x="0" y="0"/>
+                            <a:ext cx="2926080" cy="2028825"/>
+                          </a:xfrm>
+                          <a:prstGeom prst="rect"/>
+                        </pic:spPr>
+                      </pic:pic>
+                    </a:graphicData>
+                  </a:graphic>
+                </wp:inline>
+              </w:drawing>
+            </w:r>
+          </w:p>
+        </w:tc>
+      </w:tr>
+    </w:tbl>
+    <w:tbl>
+      <w:tblPr>
+        <w:tblW w:type="auto" w:w="0"/>
+        <w:jc w:val="center"/>
+        <w:tblLook w:firstColumn="1" w:firstRow="1" w:lastColumn="0" w:lastRow="0" w:noHBand="0" w:noVBand="1" w:val="04A0"/>
+      </w:tblPr>
+      <w:tblGrid>
+        <w:gridCol w:w="4752"/>
+        <w:gridCol w:w="4752"/>
+      </w:tblGrid>
+      <w:tr>
+        <w:tc>
+          <w:tcPr>
+            <w:tcW w:type="dxa" w:w="4968"/>
+          </w:tcPr>
+          <w:p>
+            <w:pPr>
+              <w:spacing w:before="40" w:after="80"/>
+              <w:jc w:val="center"/>
+            </w:pPr>
+            <w:r>
+              <w:drawing>
+                <wp:inline xmlns:a="http://schemas.openxmlformats.org/drawingml/2006/main" xmlns:pic="http://schemas.openxmlformats.org/drawingml/2006/picture">
+                  <wp:extent cx="2926080" cy="1288732"/>
+                  <wp:docPr id="3" name="Picture 3"/>
+                  <wp:cNvGraphicFramePr>
+                    <a:graphicFrameLocks noChangeAspect="1"/>
+                  </wp:cNvGraphicFramePr>
+                  <a:graphic>
+                    <a:graphicData uri="http://schemas.openxmlformats.org/drawingml/2006/picture">
+                      <pic:pic>
+                        <pic:nvPicPr>
+                          <pic:cNvPr id="0" name="hardware_perspective.jpg"/>
+                          <pic:cNvPicPr/>
+                        </pic:nvPicPr>
+                        <pic:blipFill>
+                          <a:blip r:embed="rId11"/>
+                          <a:stretch>
+                            <a:fillRect/>
+                          </a:stretch>
+                        </pic:blipFill>
+                        <pic:spPr>
+                          <a:xfrm>
+                            <a:off x="0" y="0"/>
+                            <a:ext cx="2926080" cy="1288732"/>
+                          </a:xfrm>
+                          <a:prstGeom prst="rect"/>
+                        </pic:spPr>
+                      </pic:pic>
+                    </a:graphicData>
+                  </a:graphic>
+                </wp:inline>
+              </w:drawing>
+            </w:r>
+          </w:p>
+        </w:tc>
+        <w:tc>
+          <w:tcPr>
+            <w:tcW w:type="dxa" w:w="4968"/>
+          </w:tcPr>
+          <w:p>
+            <w:pPr>
+              <w:spacing w:before="40" w:after="80"/>
+              <w:jc w:val="center"/>
+            </w:pPr>
+            <w:r>
+              <w:drawing>
+                <wp:inline xmlns:a="http://schemas.openxmlformats.org/drawingml/2006/main" xmlns:pic="http://schemas.openxmlformats.org/drawingml/2006/picture">
+                  <wp:extent cx="2926080" cy="1428750"/>
+                  <wp:docPr id="4" name="Picture 4"/>
+                  <wp:cNvGraphicFramePr>
+                    <a:graphicFrameLocks noChangeAspect="1"/>
+                  </wp:cNvGraphicFramePr>
+                  <a:graphic>
+                    <a:graphicData uri="http://schemas.openxmlformats.org/drawingml/2006/picture">
+                      <pic:pic>
+                        <pic:nvPicPr>
+                          <pic:cNvPr id="0" name="hardware_topdown.jpg"/>
+                          <pic:cNvPicPr/>
+                        </pic:nvPicPr>
+                        <pic:blipFill>
+                          <a:blip r:embed="rId12"/>
+                          <a:stretch>
+                            <a:fillRect/>
+                          </a:stretch>
+                        </pic:blipFill>
+                        <pic:spPr>
+                          <a:xfrm>
+                            <a:off x="0" y="0"/>
+                            <a:ext cx="2926080" cy="1428750"/>
+                          </a:xfrm>
+                          <a:prstGeom prst="rect"/>
+                        </pic:spPr>
+                      </pic:pic>
+                    </a:graphicData>
+                  </a:graphic>
+                </wp:inline>
+              </w:drawing>
+            </w:r>
+          </w:p>
+        </w:tc>
+      </w:tr>
+    </w:tbl>
+    <w:p>
+      <w:pPr>
+        <w:spacing w:after="80"/>
+      </w:pPr>
     </w:p>
     <w:p>
       <w:pPr>
